--- a/теорія/теорія2-виправлені помилки 2.docx
+++ b/теорія/теорія2-виправлені помилки 2.docx
@@ -22,6 +22,8 @@
         </w:rPr>
         <w:t>Зміст</w:t>
       </w:r>
+      <w:bookmarkStart w:id="0" w:name="_GoBack"/>
+      <w:bookmarkEnd w:id="0"/>
     </w:p>
     <w:p>
       <w:pPr>
@@ -92,8 +94,6 @@
           <w:lang w:val="en-US"/>
         </w:rPr>
       </w:pPr>
-      <w:bookmarkStart w:id="0" w:name="_GoBack"/>
-      <w:bookmarkEnd w:id="0"/>
     </w:p>
     <w:p>
       <w:pPr>
@@ -3526,6 +3526,7 @@
       </w:pPr>
       <w:r>
         <w:rPr>
+          <w:noProof/>
           <w:sz w:val="28"/>
           <w:szCs w:val="28"/>
         </w:rPr>
@@ -5195,7 +5196,6 @@
           <w:bCs/>
           <w:sz w:val="28"/>
           <w:szCs w:val="28"/>
-          <w:lang w:val="en-US"/>
         </w:rPr>
       </w:pPr>
     </w:p>
@@ -5274,16 +5274,1203 @@
       <mc:AlternateContent>
         <mc:Choice Requires="wpg">
           <w:drawing>
-            <wp:anchor distT="0" distB="0" distL="114300" distR="114300" simplePos="0" relativeHeight="251657728" behindDoc="1" locked="0" layoutInCell="1" allowOverlap="1">
+            <wp:anchor distT="0" distB="0" distL="114300" distR="114300" simplePos="0" relativeHeight="251661312" behindDoc="1" locked="0" layoutInCell="1" allowOverlap="1" wp14:anchorId="56F63DCB" wp14:editId="3FAD7F85">
               <wp:simplePos x="0" y="0"/>
               <wp:positionH relativeFrom="column">
-                <wp:posOffset>-360542</wp:posOffset>
+                <wp:posOffset>-342204</wp:posOffset>
               </wp:positionH>
               <wp:positionV relativeFrom="paragraph">
-                <wp:posOffset>-283239</wp:posOffset>
+                <wp:posOffset>-635</wp:posOffset>
               </wp:positionV>
-              <wp:extent cx="6663193" cy="10284147"/>
-              <wp:effectExtent l="0" t="0" r="23495" b="22225"/>
+              <wp:extent cx="6562090" cy="10128250"/>
+              <wp:effectExtent l="0" t="0" r="10160" b="25400"/>
+              <wp:wrapNone/>
+              <wp:docPr id="26" name="Групувати 1"/>
+              <wp:cNvGraphicFramePr>
+                <a:graphicFrameLocks xmlns:a="http://schemas.openxmlformats.org/drawingml/2006/main"/>
+              </wp:cNvGraphicFramePr>
+              <a:graphic xmlns:a="http://schemas.openxmlformats.org/drawingml/2006/main">
+                <a:graphicData uri="http://schemas.microsoft.com/office/word/2010/wordprocessingGroup">
+                  <wpg:wgp>
+                    <wpg:cNvGrpSpPr>
+                      <a:grpSpLocks/>
+                    </wpg:cNvGrpSpPr>
+                    <wpg:grpSpPr bwMode="auto">
+                      <a:xfrm>
+                        <a:off x="0" y="0"/>
+                        <a:ext cx="6562090" cy="10128250"/>
+                        <a:chOff x="1135" y="311"/>
+                        <a:chExt cx="10420" cy="16222"/>
+                      </a:xfrm>
+                    </wpg:grpSpPr>
+                    <wpg:grpSp>
+                      <wpg:cNvPr id="28" name="Group 26"/>
+                      <wpg:cNvGrpSpPr>
+                        <a:grpSpLocks/>
+                      </wpg:cNvGrpSpPr>
+                      <wpg:grpSpPr bwMode="auto">
+                        <a:xfrm>
+                          <a:off x="1135" y="311"/>
+                          <a:ext cx="10420" cy="16222"/>
+                          <a:chOff x="1134" y="284"/>
+                          <a:chExt cx="10496" cy="16250"/>
+                        </a:xfrm>
+                      </wpg:grpSpPr>
+                      <wps:wsp>
+                        <wps:cNvPr id="29" name="Rectangle 27"/>
+                        <wps:cNvSpPr>
+                          <a:spLocks noChangeArrowheads="1"/>
+                        </wps:cNvSpPr>
+                        <wps:spPr bwMode="auto">
+                          <a:xfrm>
+                            <a:off x="1134" y="284"/>
+                            <a:ext cx="10493" cy="16250"/>
+                          </a:xfrm>
+                          <a:prstGeom prst="rect">
+                            <a:avLst/>
+                          </a:prstGeom>
+                          <a:solidFill>
+                            <a:srgbClr val="FFFFFF"/>
+                          </a:solidFill>
+                          <a:ln w="9525">
+                            <a:solidFill>
+                              <a:srgbClr val="000000"/>
+                            </a:solidFill>
+                            <a:miter lim="800000"/>
+                            <a:headEnd/>
+                            <a:tailEnd/>
+                          </a:ln>
+                        </wps:spPr>
+                        <wps:bodyPr rot="0" vert="horz" wrap="square" lIns="91440" tIns="45720" rIns="91440" bIns="45720" anchor="t" anchorCtr="0" upright="1">
+                          <a:noAutofit/>
+                        </wps:bodyPr>
+                      </wps:wsp>
+                      <wps:wsp>
+                        <wps:cNvPr id="30" name="Rectangle 28"/>
+                        <wps:cNvSpPr>
+                          <a:spLocks noChangeArrowheads="1"/>
+                        </wps:cNvSpPr>
+                        <wps:spPr bwMode="auto">
+                          <a:xfrm>
+                            <a:off x="1134" y="15684"/>
+                            <a:ext cx="10493" cy="849"/>
+                          </a:xfrm>
+                          <a:prstGeom prst="rect">
+                            <a:avLst/>
+                          </a:prstGeom>
+                          <a:noFill/>
+                          <a:ln w="9525">
+                            <a:solidFill>
+                              <a:srgbClr val="000000"/>
+                            </a:solidFill>
+                            <a:miter lim="800000"/>
+                            <a:headEnd/>
+                            <a:tailEnd/>
+                          </a:ln>
+                          <a:extLst>
+                            <a:ext uri="{909E8E84-426E-40DD-AFC4-6F175D3DCCD1}">
+                              <a14:hiddenFill xmlns:a14="http://schemas.microsoft.com/office/drawing/2010/main">
+                                <a:solidFill>
+                                  <a:srgbClr val="FFFFFF"/>
+                                </a:solidFill>
+                              </a14:hiddenFill>
+                            </a:ext>
+                          </a:extLst>
+                        </wps:spPr>
+                        <wps:bodyPr rot="0" vert="horz" wrap="square" lIns="91440" tIns="45720" rIns="91440" bIns="45720" anchor="t" anchorCtr="0" upright="1">
+                          <a:noAutofit/>
+                        </wps:bodyPr>
+                      </wps:wsp>
+                      <wps:wsp>
+                        <wps:cNvPr id="31" name="Rectangle 29"/>
+                        <wps:cNvSpPr>
+                          <a:spLocks noChangeArrowheads="1"/>
+                        </wps:cNvSpPr>
+                        <wps:spPr bwMode="auto">
+                          <a:xfrm>
+                            <a:off x="1134" y="15684"/>
+                            <a:ext cx="3687" cy="849"/>
+                          </a:xfrm>
+                          <a:prstGeom prst="rect">
+                            <a:avLst/>
+                          </a:prstGeom>
+                          <a:solidFill>
+                            <a:srgbClr val="FFFFFF"/>
+                          </a:solidFill>
+                          <a:ln w="9525">
+                            <a:solidFill>
+                              <a:srgbClr val="000000"/>
+                            </a:solidFill>
+                            <a:miter lim="800000"/>
+                            <a:headEnd/>
+                            <a:tailEnd/>
+                          </a:ln>
+                        </wps:spPr>
+                        <wps:bodyPr rot="0" vert="horz" wrap="square" lIns="91440" tIns="45720" rIns="91440" bIns="45720" anchor="t" anchorCtr="0" upright="1">
+                          <a:noAutofit/>
+                        </wps:bodyPr>
+                      </wps:wsp>
+                      <wps:wsp>
+                        <wps:cNvPr id="32" name="Rectangle 30"/>
+                        <wps:cNvSpPr>
+                          <a:spLocks noChangeArrowheads="1"/>
+                        </wps:cNvSpPr>
+                        <wps:spPr bwMode="auto">
+                          <a:xfrm>
+                            <a:off x="11176" y="15968"/>
+                            <a:ext cx="454" cy="566"/>
+                          </a:xfrm>
+                          <a:prstGeom prst="rect">
+                            <a:avLst/>
+                          </a:prstGeom>
+                          <a:solidFill>
+                            <a:srgbClr val="FFFFFF"/>
+                          </a:solidFill>
+                          <a:ln w="9525">
+                            <a:solidFill>
+                              <a:srgbClr val="000000"/>
+                            </a:solidFill>
+                            <a:miter lim="800000"/>
+                            <a:headEnd/>
+                            <a:tailEnd/>
+                          </a:ln>
+                        </wps:spPr>
+                        <wps:bodyPr rot="0" vert="horz" wrap="square" lIns="91440" tIns="45720" rIns="91440" bIns="45720" anchor="t" anchorCtr="0" upright="1">
+                          <a:noAutofit/>
+                        </wps:bodyPr>
+                      </wps:wsp>
+                      <wps:wsp>
+                        <wps:cNvPr id="35" name="Rectangle 31"/>
+                        <wps:cNvSpPr>
+                          <a:spLocks noChangeArrowheads="1"/>
+                        </wps:cNvSpPr>
+                        <wps:spPr bwMode="auto">
+                          <a:xfrm>
+                            <a:off x="11176" y="15684"/>
+                            <a:ext cx="454" cy="283"/>
+                          </a:xfrm>
+                          <a:prstGeom prst="rect">
+                            <a:avLst/>
+                          </a:prstGeom>
+                          <a:solidFill>
+                            <a:srgbClr val="FFFFFF"/>
+                          </a:solidFill>
+                          <a:ln w="9525">
+                            <a:solidFill>
+                              <a:srgbClr val="000000"/>
+                            </a:solidFill>
+                            <a:miter lim="800000"/>
+                            <a:headEnd/>
+                            <a:tailEnd/>
+                          </a:ln>
+                        </wps:spPr>
+                        <wps:txbx>
+                          <w:txbxContent>
+                            <w:p>
+                              <w:pPr>
+                                <w:spacing w:after="0"/>
+                                <w:jc w:val="center"/>
+                                <w:rPr>
+                                  <w:rFonts w:ascii="Arial" w:hAnsi="Arial" w:cs="Arial"/>
+                                  <w:sz w:val="16"/>
+                                  <w:szCs w:val="16"/>
+                                </w:rPr>
+                              </w:pPr>
+                              <w:proofErr w:type="spellStart"/>
+                              <w:r>
+                                <w:rPr>
+                                  <w:rFonts w:ascii="Arial" w:hAnsi="Arial" w:cs="Arial"/>
+                                  <w:sz w:val="16"/>
+                                  <w:szCs w:val="16"/>
+                                </w:rPr>
+                                <w:t>Арк</w:t>
+                              </w:r>
+                              <w:proofErr w:type="spellEnd"/>
+                              <w:r>
+                                <w:rPr>
+                                  <w:rFonts w:ascii="Arial" w:hAnsi="Arial" w:cs="Arial"/>
+                                  <w:sz w:val="16"/>
+                                  <w:szCs w:val="16"/>
+                                </w:rPr>
+                                <w:t>.</w:t>
+                              </w:r>
+                            </w:p>
+                            <w:p/>
+                            <w:p/>
+                          </w:txbxContent>
+                        </wps:txbx>
+                        <wps:bodyPr rot="0" vert="horz" wrap="square" lIns="0" tIns="18000" rIns="0" bIns="18000" anchor="t" anchorCtr="0" upright="1">
+                          <a:noAutofit/>
+                        </wps:bodyPr>
+                      </wps:wsp>
+                      <wps:wsp>
+                        <wps:cNvPr id="36" name="Rectangle 32"/>
+                        <wps:cNvSpPr>
+                          <a:spLocks noChangeArrowheads="1"/>
+                        </wps:cNvSpPr>
+                        <wps:spPr bwMode="auto">
+                          <a:xfrm>
+                            <a:off x="1134" y="15684"/>
+                            <a:ext cx="451" cy="283"/>
+                          </a:xfrm>
+                          <a:prstGeom prst="rect">
+                            <a:avLst/>
+                          </a:prstGeom>
+                          <a:solidFill>
+                            <a:srgbClr val="FFFFFF"/>
+                          </a:solidFill>
+                          <a:ln w="9525">
+                            <a:solidFill>
+                              <a:srgbClr val="000000"/>
+                            </a:solidFill>
+                            <a:miter lim="800000"/>
+                            <a:headEnd/>
+                            <a:tailEnd/>
+                          </a:ln>
+                        </wps:spPr>
+                        <wps:bodyPr rot="0" vert="horz" wrap="square" lIns="91440" tIns="45720" rIns="91440" bIns="45720" anchor="t" anchorCtr="0" upright="1">
+                          <a:noAutofit/>
+                        </wps:bodyPr>
+                      </wps:wsp>
+                      <wps:wsp>
+                        <wps:cNvPr id="37" name="Rectangle 33"/>
+                        <wps:cNvSpPr>
+                          <a:spLocks noChangeArrowheads="1"/>
+                        </wps:cNvSpPr>
+                        <wps:spPr bwMode="auto">
+                          <a:xfrm>
+                            <a:off x="1134" y="16250"/>
+                            <a:ext cx="459" cy="283"/>
+                          </a:xfrm>
+                          <a:prstGeom prst="rect">
+                            <a:avLst/>
+                          </a:prstGeom>
+                          <a:solidFill>
+                            <a:srgbClr val="FFFFFF"/>
+                          </a:solidFill>
+                          <a:ln w="9525">
+                            <a:solidFill>
+                              <a:srgbClr val="000000"/>
+                            </a:solidFill>
+                            <a:miter lim="800000"/>
+                            <a:headEnd/>
+                            <a:tailEnd/>
+                          </a:ln>
+                        </wps:spPr>
+                        <wps:txbx>
+                          <w:txbxContent>
+                            <w:p>
+                              <w:pPr>
+                                <w:spacing w:after="0"/>
+                                <w:jc w:val="center"/>
+                                <w:rPr>
+                                  <w:rFonts w:ascii="Arial" w:hAnsi="Arial" w:cs="Arial"/>
+                                  <w:sz w:val="16"/>
+                                  <w:szCs w:val="16"/>
+                                </w:rPr>
+                              </w:pPr>
+                              <w:r>
+                                <w:rPr>
+                                  <w:rFonts w:ascii="Arial" w:hAnsi="Arial" w:cs="Arial"/>
+                                  <w:sz w:val="16"/>
+                                  <w:szCs w:val="16"/>
+                                </w:rPr>
+                                <w:t>Зміни</w:t>
+                              </w:r>
+                            </w:p>
+                            <w:p>
+                              <w:pPr>
+                                <w:rPr>
+                                  <w:rFonts w:ascii="Arial" w:hAnsi="Arial" w:cs="Arial"/>
+                                  <w:sz w:val="16"/>
+                                  <w:szCs w:val="16"/>
+                                </w:rPr>
+                              </w:pPr>
+                            </w:p>
+                          </w:txbxContent>
+                        </wps:txbx>
+                        <wps:bodyPr rot="0" vert="horz" wrap="square" lIns="0" tIns="18000" rIns="0" bIns="18000" anchor="t" anchorCtr="0" upright="1">
+                          <a:noAutofit/>
+                        </wps:bodyPr>
+                      </wps:wsp>
+                      <wps:wsp>
+                        <wps:cNvPr id="38" name="Rectangle 34"/>
+                        <wps:cNvSpPr>
+                          <a:spLocks noChangeArrowheads="1"/>
+                        </wps:cNvSpPr>
+                        <wps:spPr bwMode="auto">
+                          <a:xfrm>
+                            <a:off x="1134" y="15969"/>
+                            <a:ext cx="451" cy="282"/>
+                          </a:xfrm>
+                          <a:prstGeom prst="rect">
+                            <a:avLst/>
+                          </a:prstGeom>
+                          <a:noFill/>
+                          <a:ln w="9525">
+                            <a:solidFill>
+                              <a:srgbClr val="000000"/>
+                            </a:solidFill>
+                            <a:miter lim="800000"/>
+                            <a:headEnd/>
+                            <a:tailEnd/>
+                          </a:ln>
+                          <a:extLst>
+                            <a:ext uri="{909E8E84-426E-40DD-AFC4-6F175D3DCCD1}">
+                              <a14:hiddenFill xmlns:a14="http://schemas.microsoft.com/office/drawing/2010/main">
+                                <a:solidFill>
+                                  <a:srgbClr val="FFFFFF"/>
+                                </a:solidFill>
+                              </a14:hiddenFill>
+                            </a:ext>
+                          </a:extLst>
+                        </wps:spPr>
+                        <wps:bodyPr rot="0" vert="horz" wrap="square" lIns="91440" tIns="45720" rIns="91440" bIns="45720" anchor="t" anchorCtr="0" upright="1">
+                          <a:noAutofit/>
+                        </wps:bodyPr>
+                      </wps:wsp>
+                      <wps:wsp>
+                        <wps:cNvPr id="39" name="Rectangle 35"/>
+                        <wps:cNvSpPr>
+                          <a:spLocks noChangeArrowheads="1"/>
+                        </wps:cNvSpPr>
+                        <wps:spPr bwMode="auto">
+                          <a:xfrm>
+                            <a:off x="1580" y="16250"/>
+                            <a:ext cx="513" cy="283"/>
+                          </a:xfrm>
+                          <a:prstGeom prst="rect">
+                            <a:avLst/>
+                          </a:prstGeom>
+                          <a:solidFill>
+                            <a:srgbClr val="FFFFFF"/>
+                          </a:solidFill>
+                          <a:ln w="9525">
+                            <a:solidFill>
+                              <a:srgbClr val="000000"/>
+                            </a:solidFill>
+                            <a:miter lim="800000"/>
+                            <a:headEnd/>
+                            <a:tailEnd/>
+                          </a:ln>
+                        </wps:spPr>
+                        <wps:txbx>
+                          <w:txbxContent>
+                            <w:p>
+                              <w:pPr>
+                                <w:spacing w:after="0"/>
+                                <w:jc w:val="center"/>
+                                <w:rPr>
+                                  <w:rFonts w:ascii="Arial" w:hAnsi="Arial" w:cs="Arial"/>
+                                  <w:sz w:val="16"/>
+                                  <w:szCs w:val="16"/>
+                                </w:rPr>
+                              </w:pPr>
+                              <w:proofErr w:type="spellStart"/>
+                              <w:r>
+                                <w:rPr>
+                                  <w:rFonts w:ascii="Arial" w:hAnsi="Arial" w:cs="Arial"/>
+                                  <w:sz w:val="16"/>
+                                  <w:szCs w:val="16"/>
+                                </w:rPr>
+                                <w:t>Арк</w:t>
+                              </w:r>
+                              <w:proofErr w:type="spellEnd"/>
+                              <w:r>
+                                <w:rPr>
+                                  <w:rFonts w:ascii="Arial" w:hAnsi="Arial" w:cs="Arial"/>
+                                  <w:sz w:val="16"/>
+                                  <w:szCs w:val="16"/>
+                                </w:rPr>
+                                <w:t>.</w:t>
+                              </w:r>
+                            </w:p>
+                            <w:p/>
+                            <w:p/>
+                          </w:txbxContent>
+                        </wps:txbx>
+                        <wps:bodyPr rot="0" vert="horz" wrap="square" lIns="0" tIns="18000" rIns="0" bIns="18000" anchor="t" anchorCtr="0" upright="1">
+                          <a:noAutofit/>
+                        </wps:bodyPr>
+                      </wps:wsp>
+                      <wps:wsp>
+                        <wps:cNvPr id="40" name="Rectangle 36"/>
+                        <wps:cNvSpPr>
+                          <a:spLocks noChangeArrowheads="1"/>
+                        </wps:cNvSpPr>
+                        <wps:spPr bwMode="auto">
+                          <a:xfrm>
+                            <a:off x="1583" y="15969"/>
+                            <a:ext cx="513" cy="282"/>
+                          </a:xfrm>
+                          <a:prstGeom prst="rect">
+                            <a:avLst/>
+                          </a:prstGeom>
+                          <a:solidFill>
+                            <a:srgbClr val="FFFFFF"/>
+                          </a:solidFill>
+                          <a:ln w="9525">
+                            <a:solidFill>
+                              <a:srgbClr val="000000"/>
+                            </a:solidFill>
+                            <a:miter lim="800000"/>
+                            <a:headEnd/>
+                            <a:tailEnd/>
+                          </a:ln>
+                        </wps:spPr>
+                        <wps:bodyPr rot="0" vert="horz" wrap="square" lIns="91440" tIns="45720" rIns="91440" bIns="45720" anchor="t" anchorCtr="0" upright="1">
+                          <a:noAutofit/>
+                        </wps:bodyPr>
+                      </wps:wsp>
+                      <wps:wsp>
+                        <wps:cNvPr id="41" name="Rectangle 37"/>
+                        <wps:cNvSpPr>
+                          <a:spLocks noChangeArrowheads="1"/>
+                        </wps:cNvSpPr>
+                        <wps:spPr bwMode="auto">
+                          <a:xfrm>
+                            <a:off x="1583" y="15684"/>
+                            <a:ext cx="513" cy="283"/>
+                          </a:xfrm>
+                          <a:prstGeom prst="rect">
+                            <a:avLst/>
+                          </a:prstGeom>
+                          <a:solidFill>
+                            <a:srgbClr val="FFFFFF"/>
+                          </a:solidFill>
+                          <a:ln w="9525">
+                            <a:solidFill>
+                              <a:srgbClr val="000000"/>
+                            </a:solidFill>
+                            <a:miter lim="800000"/>
+                            <a:headEnd/>
+                            <a:tailEnd/>
+                          </a:ln>
+                        </wps:spPr>
+                        <wps:bodyPr rot="0" vert="horz" wrap="square" lIns="91440" tIns="45720" rIns="91440" bIns="45720" anchor="t" anchorCtr="0" upright="1">
+                          <a:noAutofit/>
+                        </wps:bodyPr>
+                      </wps:wsp>
+                      <wps:wsp>
+                        <wps:cNvPr id="42" name="Rectangle 38"/>
+                        <wps:cNvSpPr>
+                          <a:spLocks noChangeArrowheads="1"/>
+                        </wps:cNvSpPr>
+                        <wps:spPr bwMode="auto">
+                          <a:xfrm>
+                            <a:off x="2094" y="15684"/>
+                            <a:ext cx="1305" cy="283"/>
+                          </a:xfrm>
+                          <a:prstGeom prst="rect">
+                            <a:avLst/>
+                          </a:prstGeom>
+                          <a:solidFill>
+                            <a:srgbClr val="FFFFFF"/>
+                          </a:solidFill>
+                          <a:ln w="9525">
+                            <a:solidFill>
+                              <a:srgbClr val="000000"/>
+                            </a:solidFill>
+                            <a:miter lim="800000"/>
+                            <a:headEnd/>
+                            <a:tailEnd/>
+                          </a:ln>
+                        </wps:spPr>
+                        <wps:bodyPr rot="0" vert="horz" wrap="square" lIns="91440" tIns="45720" rIns="91440" bIns="45720" anchor="t" anchorCtr="0" upright="1">
+                          <a:noAutofit/>
+                        </wps:bodyPr>
+                      </wps:wsp>
+                      <wps:wsp>
+                        <wps:cNvPr id="43" name="Rectangle 39"/>
+                        <wps:cNvSpPr>
+                          <a:spLocks noChangeArrowheads="1"/>
+                        </wps:cNvSpPr>
+                        <wps:spPr bwMode="auto">
+                          <a:xfrm>
+                            <a:off x="2094" y="15969"/>
+                            <a:ext cx="1305" cy="282"/>
+                          </a:xfrm>
+                          <a:prstGeom prst="rect">
+                            <a:avLst/>
+                          </a:prstGeom>
+                          <a:solidFill>
+                            <a:srgbClr val="FFFFFF"/>
+                          </a:solidFill>
+                          <a:ln w="9525">
+                            <a:solidFill>
+                              <a:srgbClr val="000000"/>
+                            </a:solidFill>
+                            <a:miter lim="800000"/>
+                            <a:headEnd/>
+                            <a:tailEnd/>
+                          </a:ln>
+                        </wps:spPr>
+                        <wps:bodyPr rot="0" vert="horz" wrap="square" lIns="91440" tIns="45720" rIns="91440" bIns="45720" anchor="t" anchorCtr="0" upright="1">
+                          <a:noAutofit/>
+                        </wps:bodyPr>
+                      </wps:wsp>
+                      <wps:wsp>
+                        <wps:cNvPr id="44" name="Rectangle 40"/>
+                        <wps:cNvSpPr>
+                          <a:spLocks noChangeArrowheads="1"/>
+                        </wps:cNvSpPr>
+                        <wps:spPr bwMode="auto">
+                          <a:xfrm>
+                            <a:off x="2094" y="16250"/>
+                            <a:ext cx="1305" cy="283"/>
+                          </a:xfrm>
+                          <a:prstGeom prst="rect">
+                            <a:avLst/>
+                          </a:prstGeom>
+                          <a:solidFill>
+                            <a:srgbClr val="FFFFFF"/>
+                          </a:solidFill>
+                          <a:ln w="9525">
+                            <a:solidFill>
+                              <a:srgbClr val="000000"/>
+                            </a:solidFill>
+                            <a:miter lim="800000"/>
+                            <a:headEnd/>
+                            <a:tailEnd/>
+                          </a:ln>
+                        </wps:spPr>
+                        <wps:txbx>
+                          <w:txbxContent>
+                            <w:p>
+                              <w:pPr>
+                                <w:jc w:val="center"/>
+                                <w:rPr>
+                                  <w:rFonts w:ascii="Arial" w:hAnsi="Arial" w:cs="Arial"/>
+                                  <w:sz w:val="16"/>
+                                  <w:szCs w:val="16"/>
+                                </w:rPr>
+                              </w:pPr>
+                              <w:r>
+                                <w:rPr>
+                                  <w:rFonts w:ascii="Arial" w:hAnsi="Arial" w:cs="Arial"/>
+                                  <w:sz w:val="16"/>
+                                  <w:szCs w:val="16"/>
+                                </w:rPr>
+                                <w:t xml:space="preserve">№ </w:t>
+                              </w:r>
+                              <w:proofErr w:type="spellStart"/>
+                              <w:r>
+                                <w:rPr>
+                                  <w:rFonts w:ascii="Arial" w:hAnsi="Arial" w:cs="Arial"/>
+                                  <w:sz w:val="16"/>
+                                  <w:szCs w:val="16"/>
+                                </w:rPr>
+                                <w:t>докум</w:t>
+                              </w:r>
+                              <w:proofErr w:type="spellEnd"/>
+                              <w:r>
+                                <w:rPr>
+                                  <w:rFonts w:ascii="Arial" w:hAnsi="Arial" w:cs="Arial"/>
+                                  <w:sz w:val="16"/>
+                                  <w:szCs w:val="16"/>
+                                </w:rPr>
+                                <w:t>.</w:t>
+                              </w:r>
+                            </w:p>
+                            <w:p/>
+                            <w:p/>
+                          </w:txbxContent>
+                        </wps:txbx>
+                        <wps:bodyPr rot="0" vert="horz" wrap="square" lIns="0" tIns="18000" rIns="0" bIns="18000" anchor="t" anchorCtr="0" upright="1">
+                          <a:noAutofit/>
+                        </wps:bodyPr>
+                      </wps:wsp>
+                      <wps:wsp>
+                        <wps:cNvPr id="45" name="Rectangle 41"/>
+                        <wps:cNvSpPr>
+                          <a:spLocks noChangeArrowheads="1"/>
+                        </wps:cNvSpPr>
+                        <wps:spPr bwMode="auto">
+                          <a:xfrm>
+                            <a:off x="3397" y="15684"/>
+                            <a:ext cx="850" cy="283"/>
+                          </a:xfrm>
+                          <a:prstGeom prst="rect">
+                            <a:avLst/>
+                          </a:prstGeom>
+                          <a:solidFill>
+                            <a:srgbClr val="FFFFFF"/>
+                          </a:solidFill>
+                          <a:ln w="9525">
+                            <a:solidFill>
+                              <a:srgbClr val="000000"/>
+                            </a:solidFill>
+                            <a:miter lim="800000"/>
+                            <a:headEnd/>
+                            <a:tailEnd/>
+                          </a:ln>
+                        </wps:spPr>
+                        <wps:bodyPr rot="0" vert="horz" wrap="square" lIns="91440" tIns="45720" rIns="91440" bIns="45720" anchor="t" anchorCtr="0" upright="1">
+                          <a:noAutofit/>
+                        </wps:bodyPr>
+                      </wps:wsp>
+                      <wps:wsp>
+                        <wps:cNvPr id="46" name="Rectangle 42"/>
+                        <wps:cNvSpPr>
+                          <a:spLocks noChangeArrowheads="1"/>
+                        </wps:cNvSpPr>
+                        <wps:spPr bwMode="auto">
+                          <a:xfrm>
+                            <a:off x="3397" y="15969"/>
+                            <a:ext cx="850" cy="282"/>
+                          </a:xfrm>
+                          <a:prstGeom prst="rect">
+                            <a:avLst/>
+                          </a:prstGeom>
+                          <a:solidFill>
+                            <a:srgbClr val="FFFFFF"/>
+                          </a:solidFill>
+                          <a:ln w="9525">
+                            <a:solidFill>
+                              <a:srgbClr val="000000"/>
+                            </a:solidFill>
+                            <a:miter lim="800000"/>
+                            <a:headEnd/>
+                            <a:tailEnd/>
+                          </a:ln>
+                        </wps:spPr>
+                        <wps:bodyPr rot="0" vert="horz" wrap="square" lIns="91440" tIns="45720" rIns="91440" bIns="45720" anchor="t" anchorCtr="0" upright="1">
+                          <a:noAutofit/>
+                        </wps:bodyPr>
+                      </wps:wsp>
+                      <wps:wsp>
+                        <wps:cNvPr id="47" name="Rectangle 43"/>
+                        <wps:cNvSpPr>
+                          <a:spLocks noChangeArrowheads="1"/>
+                        </wps:cNvSpPr>
+                        <wps:spPr bwMode="auto">
+                          <a:xfrm>
+                            <a:off x="3397" y="16250"/>
+                            <a:ext cx="850" cy="283"/>
+                          </a:xfrm>
+                          <a:prstGeom prst="rect">
+                            <a:avLst/>
+                          </a:prstGeom>
+                          <a:solidFill>
+                            <a:srgbClr val="FFFFFF"/>
+                          </a:solidFill>
+                          <a:ln w="9525">
+                            <a:solidFill>
+                              <a:srgbClr val="000000"/>
+                            </a:solidFill>
+                            <a:miter lim="800000"/>
+                            <a:headEnd/>
+                            <a:tailEnd/>
+                          </a:ln>
+                        </wps:spPr>
+                        <wps:txbx>
+                          <w:txbxContent>
+                            <w:p>
+                              <w:pPr>
+                                <w:jc w:val="center"/>
+                                <w:rPr>
+                                  <w:rFonts w:ascii="Arial" w:hAnsi="Arial" w:cs="Arial"/>
+                                  <w:sz w:val="16"/>
+                                  <w:szCs w:val="16"/>
+                                </w:rPr>
+                              </w:pPr>
+                              <w:r>
+                                <w:rPr>
+                                  <w:rFonts w:ascii="Arial" w:hAnsi="Arial" w:cs="Arial"/>
+                                  <w:sz w:val="16"/>
+                                  <w:szCs w:val="16"/>
+                                </w:rPr>
+                                <w:t>Підпис</w:t>
+                              </w:r>
+                            </w:p>
+                            <w:p/>
+                            <w:p/>
+                          </w:txbxContent>
+                        </wps:txbx>
+                        <wps:bodyPr rot="0" vert="horz" wrap="square" lIns="0" tIns="18000" rIns="0" bIns="18000" anchor="t" anchorCtr="0" upright="1">
+                          <a:noAutofit/>
+                        </wps:bodyPr>
+                      </wps:wsp>
+                      <wps:wsp>
+                        <wps:cNvPr id="48" name="Rectangle 44"/>
+                        <wps:cNvSpPr>
+                          <a:spLocks noChangeArrowheads="1"/>
+                        </wps:cNvSpPr>
+                        <wps:spPr bwMode="auto">
+                          <a:xfrm>
+                            <a:off x="4249" y="16250"/>
+                            <a:ext cx="568" cy="283"/>
+                          </a:xfrm>
+                          <a:prstGeom prst="rect">
+                            <a:avLst/>
+                          </a:prstGeom>
+                          <a:solidFill>
+                            <a:srgbClr val="FFFFFF"/>
+                          </a:solidFill>
+                          <a:ln w="9525">
+                            <a:solidFill>
+                              <a:srgbClr val="000000"/>
+                            </a:solidFill>
+                            <a:miter lim="800000"/>
+                            <a:headEnd/>
+                            <a:tailEnd/>
+                          </a:ln>
+                        </wps:spPr>
+                        <wps:txbx>
+                          <w:txbxContent>
+                            <w:p>
+                              <w:pPr>
+                                <w:spacing w:after="0"/>
+                                <w:jc w:val="center"/>
+                                <w:rPr>
+                                  <w:rFonts w:ascii="Arial" w:hAnsi="Arial" w:cs="Arial"/>
+                                  <w:sz w:val="16"/>
+                                  <w:szCs w:val="16"/>
+                                </w:rPr>
+                              </w:pPr>
+                              <w:r>
+                                <w:rPr>
+                                  <w:rFonts w:ascii="Arial" w:hAnsi="Arial" w:cs="Arial"/>
+                                  <w:sz w:val="16"/>
+                                  <w:szCs w:val="16"/>
+                                </w:rPr>
+                                <w:t>Дата</w:t>
+                              </w:r>
+                            </w:p>
+                            <w:p/>
+                            <w:p/>
+                          </w:txbxContent>
+                        </wps:txbx>
+                        <wps:bodyPr rot="0" vert="horz" wrap="square" lIns="0" tIns="18000" rIns="0" bIns="18000" anchor="t" anchorCtr="0" upright="1">
+                          <a:noAutofit/>
+                        </wps:bodyPr>
+                      </wps:wsp>
+                      <wps:wsp>
+                        <wps:cNvPr id="49" name="Rectangle 45"/>
+                        <wps:cNvSpPr>
+                          <a:spLocks noChangeArrowheads="1"/>
+                        </wps:cNvSpPr>
+                        <wps:spPr bwMode="auto">
+                          <a:xfrm>
+                            <a:off x="4249" y="15969"/>
+                            <a:ext cx="568" cy="282"/>
+                          </a:xfrm>
+                          <a:prstGeom prst="rect">
+                            <a:avLst/>
+                          </a:prstGeom>
+                          <a:solidFill>
+                            <a:srgbClr val="FFFFFF"/>
+                          </a:solidFill>
+                          <a:ln w="9525">
+                            <a:solidFill>
+                              <a:srgbClr val="000000"/>
+                            </a:solidFill>
+                            <a:miter lim="800000"/>
+                            <a:headEnd/>
+                            <a:tailEnd/>
+                          </a:ln>
+                        </wps:spPr>
+                        <wps:bodyPr rot="0" vert="horz" wrap="square" lIns="91440" tIns="45720" rIns="91440" bIns="45720" anchor="t" anchorCtr="0" upright="1">
+                          <a:noAutofit/>
+                        </wps:bodyPr>
+                      </wps:wsp>
+                      <wps:wsp>
+                        <wps:cNvPr id="50" name="Rectangle 46"/>
+                        <wps:cNvSpPr>
+                          <a:spLocks noChangeArrowheads="1"/>
+                        </wps:cNvSpPr>
+                        <wps:spPr bwMode="auto">
+                          <a:xfrm>
+                            <a:off x="4249" y="15684"/>
+                            <a:ext cx="568" cy="283"/>
+                          </a:xfrm>
+                          <a:prstGeom prst="rect">
+                            <a:avLst/>
+                          </a:prstGeom>
+                          <a:solidFill>
+                            <a:srgbClr val="FFFFFF"/>
+                          </a:solidFill>
+                          <a:ln w="9525">
+                            <a:solidFill>
+                              <a:srgbClr val="000000"/>
+                            </a:solidFill>
+                            <a:miter lim="800000"/>
+                            <a:headEnd/>
+                            <a:tailEnd/>
+                          </a:ln>
+                        </wps:spPr>
+                        <wps:bodyPr rot="0" vert="horz" wrap="square" lIns="91440" tIns="45720" rIns="91440" bIns="45720" anchor="t" anchorCtr="0" upright="1">
+                          <a:noAutofit/>
+                        </wps:bodyPr>
+                      </wps:wsp>
+                    </wpg:grpSp>
+                    <wps:wsp>
+                      <wps:cNvPr id="51" name="Text Box 47"/>
+                      <wps:cNvSpPr txBox="1">
+                        <a:spLocks noChangeArrowheads="1"/>
+                      </wps:cNvSpPr>
+                      <wps:spPr bwMode="auto">
+                        <a:xfrm>
+                          <a:off x="5121" y="15774"/>
+                          <a:ext cx="5722" cy="650"/>
+                        </a:xfrm>
+                        <a:prstGeom prst="rect">
+                          <a:avLst/>
+                        </a:prstGeom>
+                        <a:noFill/>
+                        <a:ln w="9525">
+                          <a:solidFill>
+                            <a:srgbClr val="FFFFFF"/>
+                          </a:solidFill>
+                          <a:miter lim="800000"/>
+                          <a:headEnd/>
+                          <a:tailEnd/>
+                        </a:ln>
+                        <a:extLst>
+                          <a:ext uri="{909E8E84-426E-40DD-AFC4-6F175D3DCCD1}">
+                            <a14:hiddenFill xmlns:a14="http://schemas.microsoft.com/office/drawing/2010/main">
+                              <a:solidFill>
+                                <a:srgbClr val="FFFFFF"/>
+                              </a:solidFill>
+                            </a14:hiddenFill>
+                          </a:ext>
+                        </a:extLst>
+                      </wps:spPr>
+                      <wps:txbx>
+                        <w:txbxContent>
+                          <w:p>
+                            <w:pPr>
+                              <w:jc w:val="center"/>
+                              <w:rPr>
+                                <w:rFonts w:ascii="Times New Roman" w:hAnsi="Times New Roman"/>
+                                <w:i/>
+                                <w:sz w:val="44"/>
+                                <w:szCs w:val="44"/>
+                              </w:rPr>
+                            </w:pPr>
+                            <w:r>
+                              <w:rPr>
+                                <w:rFonts w:ascii="Times New Roman" w:hAnsi="Times New Roman"/>
+                                <w:i/>
+                                <w:sz w:val="44"/>
+                                <w:szCs w:val="44"/>
+                              </w:rPr>
+                              <w:t>Дипломна робота</w:t>
+                            </w:r>
+                          </w:p>
+                          <w:p>
+                            <w:pPr>
+                              <w:rPr>
+                                <w:i/>
+                                <w:sz w:val="44"/>
+                                <w:szCs w:val="44"/>
+                              </w:rPr>
+                            </w:pPr>
+                          </w:p>
+                        </w:txbxContent>
+                      </wps:txbx>
+                      <wps:bodyPr rot="0" vert="horz" wrap="square" lIns="91440" tIns="45720" rIns="91440" bIns="45720" anchor="t" anchorCtr="0" upright="1">
+                        <a:noAutofit/>
+                      </wps:bodyPr>
+                    </wps:wsp>
+                  </wpg:wgp>
+                </a:graphicData>
+              </a:graphic>
+              <wp14:sizeRelH relativeFrom="page">
+                <wp14:pctWidth>0</wp14:pctWidth>
+              </wp14:sizeRelH>
+              <wp14:sizeRelV relativeFrom="page">
+                <wp14:pctHeight>0</wp14:pctHeight>
+              </wp14:sizeRelV>
+            </wp:anchor>
+          </w:drawing>
+        </mc:Choice>
+        <mc:Fallback>
+          <w:pict>
+            <v:group w14:anchorId="56F63DCB" id="Групувати 1" o:spid="_x0000_s1028" style="position:absolute;margin-left:-26.95pt;margin-top:-.05pt;width:516.7pt;height:797.5pt;z-index:-251655168" coordorigin="1135,311" coordsize="10420,16222" o:gfxdata="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">
+              <v:group id="Group 26" o:spid="_x0000_s1029" style="position:absolute;left:1135;top:311;width:10420;height:16222" coordorigin="1134,284" coordsize="10496,16250" o:gfxdata="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">
+                <v:rect id="Rectangle 27" o:spid="_x0000_s1030" style="position:absolute;left:1134;top:284;width:10493;height:16250;visibility:visible;mso-wrap-style:square;v-text-anchor:top" o:gfxdata="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"/>
+                <v:rect id="Rectangle 28" o:spid="_x0000_s1031" style="position:absolute;left:1134;top:15684;width:10493;height:849;visibility:visible;mso-wrap-style:square;v-text-anchor:top" o:gfxdata="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" filled="f"/>
+                <v:rect id="Rectangle 29" o:spid="_x0000_s1032" style="position:absolute;left:1134;top:15684;width:3687;height:849;visibility:visible;mso-wrap-style:square;v-text-anchor:top" o:gfxdata="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"/>
+                <v:rect id="Rectangle 30" o:spid="_x0000_s1033" style="position:absolute;left:11176;top:15968;width:454;height:566;visibility:visible;mso-wrap-style:square;v-text-anchor:top" o:gfxdata="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"/>
+                <v:rect id="Rectangle 31" o:spid="_x0000_s1034" style="position:absolute;left:11176;top:15684;width:454;height:283;visibility:visible;mso-wrap-style:square;v-text-anchor:top" o:gfxdata="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">
+                  <v:textbox inset="0,.5mm,0,.5mm">
+                    <w:txbxContent>
+                      <w:p>
+                        <w:pPr>
+                          <w:spacing w:after="0"/>
+                          <w:jc w:val="center"/>
+                          <w:rPr>
+                            <w:rFonts w:ascii="Arial" w:hAnsi="Arial" w:cs="Arial"/>
+                            <w:sz w:val="16"/>
+                            <w:szCs w:val="16"/>
+                          </w:rPr>
+                        </w:pPr>
+                        <w:proofErr w:type="spellStart"/>
+                        <w:r>
+                          <w:rPr>
+                            <w:rFonts w:ascii="Arial" w:hAnsi="Arial" w:cs="Arial"/>
+                            <w:sz w:val="16"/>
+                            <w:szCs w:val="16"/>
+                          </w:rPr>
+                          <w:t>Арк</w:t>
+                        </w:r>
+                        <w:proofErr w:type="spellEnd"/>
+                        <w:r>
+                          <w:rPr>
+                            <w:rFonts w:ascii="Arial" w:hAnsi="Arial" w:cs="Arial"/>
+                            <w:sz w:val="16"/>
+                            <w:szCs w:val="16"/>
+                          </w:rPr>
+                          <w:t>.</w:t>
+                        </w:r>
+                      </w:p>
+                      <w:p/>
+                      <w:p/>
+                    </w:txbxContent>
+                  </v:textbox>
+                </v:rect>
+                <v:rect id="Rectangle 32" o:spid="_x0000_s1035" style="position:absolute;left:1134;top:15684;width:451;height:283;visibility:visible;mso-wrap-style:square;v-text-anchor:top" o:gfxdata="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"/>
+                <v:rect id="Rectangle 33" o:spid="_x0000_s1036" style="position:absolute;left:1134;top:16250;width:459;height:283;visibility:visible;mso-wrap-style:square;v-text-anchor:top" o:gfxdata="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">
+                  <v:textbox inset="0,.5mm,0,.5mm">
+                    <w:txbxContent>
+                      <w:p>
+                        <w:pPr>
+                          <w:spacing w:after="0"/>
+                          <w:jc w:val="center"/>
+                          <w:rPr>
+                            <w:rFonts w:ascii="Arial" w:hAnsi="Arial" w:cs="Arial"/>
+                            <w:sz w:val="16"/>
+                            <w:szCs w:val="16"/>
+                          </w:rPr>
+                        </w:pPr>
+                        <w:r>
+                          <w:rPr>
+                            <w:rFonts w:ascii="Arial" w:hAnsi="Arial" w:cs="Arial"/>
+                            <w:sz w:val="16"/>
+                            <w:szCs w:val="16"/>
+                          </w:rPr>
+                          <w:t>Зміни</w:t>
+                        </w:r>
+                      </w:p>
+                      <w:p>
+                        <w:pPr>
+                          <w:rPr>
+                            <w:rFonts w:ascii="Arial" w:hAnsi="Arial" w:cs="Arial"/>
+                            <w:sz w:val="16"/>
+                            <w:szCs w:val="16"/>
+                          </w:rPr>
+                        </w:pPr>
+                      </w:p>
+                    </w:txbxContent>
+                  </v:textbox>
+                </v:rect>
+                <v:rect id="Rectangle 34" o:spid="_x0000_s1037" style="position:absolute;left:1134;top:15969;width:451;height:282;visibility:visible;mso-wrap-style:square;v-text-anchor:top" o:gfxdata="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" filled="f"/>
+                <v:rect id="Rectangle 35" o:spid="_x0000_s1038" style="position:absolute;left:1580;top:16250;width:513;height:283;visibility:visible;mso-wrap-style:square;v-text-anchor:top" o:gfxdata="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">
+                  <v:textbox inset="0,.5mm,0,.5mm">
+                    <w:txbxContent>
+                      <w:p>
+                        <w:pPr>
+                          <w:spacing w:after="0"/>
+                          <w:jc w:val="center"/>
+                          <w:rPr>
+                            <w:rFonts w:ascii="Arial" w:hAnsi="Arial" w:cs="Arial"/>
+                            <w:sz w:val="16"/>
+                            <w:szCs w:val="16"/>
+                          </w:rPr>
+                        </w:pPr>
+                        <w:proofErr w:type="spellStart"/>
+                        <w:r>
+                          <w:rPr>
+                            <w:rFonts w:ascii="Arial" w:hAnsi="Arial" w:cs="Arial"/>
+                            <w:sz w:val="16"/>
+                            <w:szCs w:val="16"/>
+                          </w:rPr>
+                          <w:t>Арк</w:t>
+                        </w:r>
+                        <w:proofErr w:type="spellEnd"/>
+                        <w:r>
+                          <w:rPr>
+                            <w:rFonts w:ascii="Arial" w:hAnsi="Arial" w:cs="Arial"/>
+                            <w:sz w:val="16"/>
+                            <w:szCs w:val="16"/>
+                          </w:rPr>
+                          <w:t>.</w:t>
+                        </w:r>
+                      </w:p>
+                      <w:p/>
+                      <w:p/>
+                    </w:txbxContent>
+                  </v:textbox>
+                </v:rect>
+                <v:rect id="Rectangle 36" o:spid="_x0000_s1039" style="position:absolute;left:1583;top:15969;width:513;height:282;visibility:visible;mso-wrap-style:square;v-text-anchor:top" o:gfxdata="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"/>
+                <v:rect id="Rectangle 37" o:spid="_x0000_s1040" style="position:absolute;left:1583;top:15684;width:513;height:283;visibility:visible;mso-wrap-style:square;v-text-anchor:top" o:gfxdata="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"/>
+                <v:rect id="Rectangle 38" o:spid="_x0000_s1041" style="position:absolute;left:2094;top:15684;width:1305;height:283;visibility:visible;mso-wrap-style:square;v-text-anchor:top" o:gfxdata="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"/>
+                <v:rect id="Rectangle 39" o:spid="_x0000_s1042" style="position:absolute;left:2094;top:15969;width:1305;height:282;visibility:visible;mso-wrap-style:square;v-text-anchor:top" o:gfxdata="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"/>
+                <v:rect id="Rectangle 40" o:spid="_x0000_s1043" style="position:absolute;left:2094;top:16250;width:1305;height:283;visibility:visible;mso-wrap-style:square;v-text-anchor:top" o:gfxdata="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">
+                  <v:textbox inset="0,.5mm,0,.5mm">
+                    <w:txbxContent>
+                      <w:p>
+                        <w:pPr>
+                          <w:jc w:val="center"/>
+                          <w:rPr>
+                            <w:rFonts w:ascii="Arial" w:hAnsi="Arial" w:cs="Arial"/>
+                            <w:sz w:val="16"/>
+                            <w:szCs w:val="16"/>
+                          </w:rPr>
+                        </w:pPr>
+                        <w:r>
+                          <w:rPr>
+                            <w:rFonts w:ascii="Arial" w:hAnsi="Arial" w:cs="Arial"/>
+                            <w:sz w:val="16"/>
+                            <w:szCs w:val="16"/>
+                          </w:rPr>
+                          <w:t xml:space="preserve">№ </w:t>
+                        </w:r>
+                        <w:proofErr w:type="spellStart"/>
+                        <w:r>
+                          <w:rPr>
+                            <w:rFonts w:ascii="Arial" w:hAnsi="Arial" w:cs="Arial"/>
+                            <w:sz w:val="16"/>
+                            <w:szCs w:val="16"/>
+                          </w:rPr>
+                          <w:t>докум</w:t>
+                        </w:r>
+                        <w:proofErr w:type="spellEnd"/>
+                        <w:r>
+                          <w:rPr>
+                            <w:rFonts w:ascii="Arial" w:hAnsi="Arial" w:cs="Arial"/>
+                            <w:sz w:val="16"/>
+                            <w:szCs w:val="16"/>
+                          </w:rPr>
+                          <w:t>.</w:t>
+                        </w:r>
+                      </w:p>
+                      <w:p/>
+                      <w:p/>
+                    </w:txbxContent>
+                  </v:textbox>
+                </v:rect>
+                <v:rect id="Rectangle 41" o:spid="_x0000_s1044" style="position:absolute;left:3397;top:15684;width:850;height:283;visibility:visible;mso-wrap-style:square;v-text-anchor:top" o:gfxdata="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"/>
+                <v:rect id="Rectangle 42" o:spid="_x0000_s1045" style="position:absolute;left:3397;top:15969;width:850;height:282;visibility:visible;mso-wrap-style:square;v-text-anchor:top" o:gfxdata="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"/>
+                <v:rect id="Rectangle 43" o:spid="_x0000_s1046" style="position:absolute;left:3397;top:16250;width:850;height:283;visibility:visible;mso-wrap-style:square;v-text-anchor:top" o:gfxdata="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">
+                  <v:textbox inset="0,.5mm,0,.5mm">
+                    <w:txbxContent>
+                      <w:p>
+                        <w:pPr>
+                          <w:jc w:val="center"/>
+                          <w:rPr>
+                            <w:rFonts w:ascii="Arial" w:hAnsi="Arial" w:cs="Arial"/>
+                            <w:sz w:val="16"/>
+                            <w:szCs w:val="16"/>
+                          </w:rPr>
+                        </w:pPr>
+                        <w:r>
+                          <w:rPr>
+                            <w:rFonts w:ascii="Arial" w:hAnsi="Arial" w:cs="Arial"/>
+                            <w:sz w:val="16"/>
+                            <w:szCs w:val="16"/>
+                          </w:rPr>
+                          <w:t>Підпис</w:t>
+                        </w:r>
+                      </w:p>
+                      <w:p/>
+                      <w:p/>
+                    </w:txbxContent>
+                  </v:textbox>
+                </v:rect>
+                <v:rect id="Rectangle 44" o:spid="_x0000_s1047" style="position:absolute;left:4249;top:16250;width:568;height:283;visibility:visible;mso-wrap-style:square;v-text-anchor:top" o:gfxdata="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">
+                  <v:textbox inset="0,.5mm,0,.5mm">
+                    <w:txbxContent>
+                      <w:p>
+                        <w:pPr>
+                          <w:spacing w:after="0"/>
+                          <w:jc w:val="center"/>
+                          <w:rPr>
+                            <w:rFonts w:ascii="Arial" w:hAnsi="Arial" w:cs="Arial"/>
+                            <w:sz w:val="16"/>
+                            <w:szCs w:val="16"/>
+                          </w:rPr>
+                        </w:pPr>
+                        <w:r>
+                          <w:rPr>
+                            <w:rFonts w:ascii="Arial" w:hAnsi="Arial" w:cs="Arial"/>
+                            <w:sz w:val="16"/>
+                            <w:szCs w:val="16"/>
+                          </w:rPr>
+                          <w:t>Дата</w:t>
+                        </w:r>
+                      </w:p>
+                      <w:p/>
+                      <w:p/>
+                    </w:txbxContent>
+                  </v:textbox>
+                </v:rect>
+                <v:rect id="Rectangle 45" o:spid="_x0000_s1048" style="position:absolute;left:4249;top:15969;width:568;height:282;visibility:visible;mso-wrap-style:square;v-text-anchor:top" o:gfxdata="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"/>
+                <v:rect id="Rectangle 46" o:spid="_x0000_s1049" style="position:absolute;left:4249;top:15684;width:568;height:283;visibility:visible;mso-wrap-style:square;v-text-anchor:top" o:gfxdata="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"/>
+              </v:group>
+              <v:shapetype id="_x0000_t202" coordsize="21600,21600" o:spt="202" path="m,l,21600r21600,l21600,xe">
+                <v:stroke joinstyle="miter"/>
+                <v:path gradientshapeok="t" o:connecttype="rect"/>
+              </v:shapetype>
+              <v:shape id="Text Box 47" o:spid="_x0000_s1050" type="#_x0000_t202" style="position:absolute;left:5121;top:15774;width:5722;height:650;visibility:visible;mso-wrap-style:square;v-text-anchor:top" o:gfxdata="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" filled="f" strokecolor="white">
+                <v:textbox>
+                  <w:txbxContent>
+                    <w:p>
+                      <w:pPr>
+                        <w:jc w:val="center"/>
+                        <w:rPr>
+                          <w:rFonts w:ascii="Times New Roman" w:hAnsi="Times New Roman"/>
+                          <w:i/>
+                          <w:sz w:val="44"/>
+                          <w:szCs w:val="44"/>
+                        </w:rPr>
+                      </w:pPr>
+                      <w:r>
+                        <w:rPr>
+                          <w:rFonts w:ascii="Times New Roman" w:hAnsi="Times New Roman"/>
+                          <w:i/>
+                          <w:sz w:val="44"/>
+                          <w:szCs w:val="44"/>
+                        </w:rPr>
+                        <w:t>Дипломна робота</w:t>
+                      </w:r>
+                    </w:p>
+                    <w:p>
+                      <w:pPr>
+                        <w:rPr>
+                          <w:i/>
+                          <w:sz w:val="44"/>
+                          <w:szCs w:val="44"/>
+                        </w:rPr>
+                      </w:pPr>
+                    </w:p>
+                  </w:txbxContent>
+                </v:textbox>
+              </v:shape>
+            </v:group>
+          </w:pict>
+        </mc:Fallback>
+      </mc:AlternateContent>
+    </w:r>
+    <w:r>
+      <w:rPr>
+        <w:noProof/>
+        <w:lang w:eastAsia="uk-UA"/>
+      </w:rPr>
+      <mc:AlternateContent>
+        <mc:Choice Requires="wpg">
+          <w:drawing>
+            <wp:anchor distT="0" distB="0" distL="114300" distR="114300" simplePos="0" relativeHeight="251659264" behindDoc="1" locked="0" layoutInCell="1" allowOverlap="1" wp14:anchorId="56F63DCB" wp14:editId="3FAD7F85">
+              <wp:simplePos x="0" y="0"/>
+              <wp:positionH relativeFrom="column">
+                <wp:posOffset>-287655</wp:posOffset>
+              </wp:positionH>
+              <wp:positionV relativeFrom="paragraph">
+                <wp:posOffset>-32423735</wp:posOffset>
+              </wp:positionV>
+              <wp:extent cx="6562090" cy="10128250"/>
+              <wp:effectExtent l="0" t="0" r="10160" b="25400"/>
               <wp:wrapNone/>
               <wp:docPr id="1" name="Групувати 1"/>
               <wp:cNvGraphicFramePr>
@@ -5298,7 +6485,7 @@
                     <wpg:grpSpPr bwMode="auto">
                       <a:xfrm>
                         <a:off x="0" y="0"/>
-                        <a:ext cx="6663193" cy="10284147"/>
+                        <a:ext cx="6562090" cy="10128250"/>
                         <a:chOff x="1135" y="311"/>
                         <a:chExt cx="10420" cy="16222"/>
                       </a:xfrm>
@@ -6187,13 +7374,13 @@
         </mc:Choice>
         <mc:Fallback>
           <w:pict>
-            <v:group id="Групувати 1" o:spid="_x0000_s1028" style="position:absolute;margin-left:-28.4pt;margin-top:-22.3pt;width:524.65pt;height:809.8pt;z-index:-251658752" coordorigin="1135,311" coordsize="10420,16222" o:gfxdata="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">
-              <v:group id="Group 26" o:spid="_x0000_s1029" style="position:absolute;left:1135;top:311;width:10420;height:16222" coordorigin="1134,284" coordsize="10496,16250" o:gfxdata="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">
-                <v:rect id="Rectangle 27" o:spid="_x0000_s1030" style="position:absolute;left:1134;top:284;width:10493;height:16250;visibility:visible;mso-wrap-style:square;v-text-anchor:top" o:gfxdata="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"/>
-                <v:rect id="Rectangle 28" o:spid="_x0000_s1031" style="position:absolute;left:1134;top:15684;width:10493;height:849;visibility:visible;mso-wrap-style:square;v-text-anchor:top" o:gfxdata="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" filled="f"/>
-                <v:rect id="Rectangle 29" o:spid="_x0000_s1032" style="position:absolute;left:1134;top:15684;width:3687;height:849;visibility:visible;mso-wrap-style:square;v-text-anchor:top" o:gfxdata="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"/>
-                <v:rect id="Rectangle 30" o:spid="_x0000_s1033" style="position:absolute;left:11176;top:15968;width:454;height:566;visibility:visible;mso-wrap-style:square;v-text-anchor:top" o:gfxdata="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"/>
-                <v:rect id="Rectangle 31" o:spid="_x0000_s1034" style="position:absolute;left:11176;top:15684;width:454;height:283;visibility:visible;mso-wrap-style:square;v-text-anchor:top" o:gfxdata="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">
+            <v:group w14:anchorId="56F63DCB" id="_x0000_s1051" style="position:absolute;margin-left:-22.65pt;margin-top:-2553.05pt;width:516.7pt;height:797.5pt;z-index:-251657216" coordorigin="1135,311" coordsize="10420,16222" o:gfxdata="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">
+              <v:group id="Group 26" o:spid="_x0000_s1052" style="position:absolute;left:1135;top:311;width:10420;height:16222" coordorigin="1134,284" coordsize="10496,16250" o:gfxdata="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">
+                <v:rect id="Rectangle 27" o:spid="_x0000_s1053" style="position:absolute;left:1134;top:284;width:10493;height:16250;visibility:visible;mso-wrap-style:square;v-text-anchor:top" o:gfxdata="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"/>
+                <v:rect id="Rectangle 28" o:spid="_x0000_s1054" style="position:absolute;left:1134;top:15684;width:10493;height:849;visibility:visible;mso-wrap-style:square;v-text-anchor:top" o:gfxdata="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" filled="f"/>
+                <v:rect id="Rectangle 29" o:spid="_x0000_s1055" style="position:absolute;left:1134;top:15684;width:3687;height:849;visibility:visible;mso-wrap-style:square;v-text-anchor:top" o:gfxdata="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"/>
+                <v:rect id="Rectangle 30" o:spid="_x0000_s1056" style="position:absolute;left:11176;top:15968;width:454;height:566;visibility:visible;mso-wrap-style:square;v-text-anchor:top" o:gfxdata="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"/>
+                <v:rect id="Rectangle 31" o:spid="_x0000_s1057" style="position:absolute;left:11176;top:15684;width:454;height:283;visibility:visible;mso-wrap-style:square;v-text-anchor:top" o:gfxdata="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">
                   <v:textbox inset="0,.5mm,0,.5mm">
                     <w:txbxContent>
                       <w:p>
@@ -6230,8 +7417,8 @@
                     </w:txbxContent>
                   </v:textbox>
                 </v:rect>
-                <v:rect id="Rectangle 32" o:spid="_x0000_s1035" style="position:absolute;left:1134;top:15684;width:451;height:283;visibility:visible;mso-wrap-style:square;v-text-anchor:top" o:gfxdata="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"/>
-                <v:rect id="Rectangle 33" o:spid="_x0000_s1036" style="position:absolute;left:1134;top:16250;width:459;height:283;visibility:visible;mso-wrap-style:square;v-text-anchor:top" o:gfxdata="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">
+                <v:rect id="Rectangle 32" o:spid="_x0000_s1058" style="position:absolute;left:1134;top:15684;width:451;height:283;visibility:visible;mso-wrap-style:square;v-text-anchor:top" o:gfxdata="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"/>
+                <v:rect id="Rectangle 33" o:spid="_x0000_s1059" style="position:absolute;left:1134;top:16250;width:459;height:283;visibility:visible;mso-wrap-style:square;v-text-anchor:top" o:gfxdata="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">
                   <v:textbox inset="0,.5mm,0,.5mm">
                     <w:txbxContent>
                       <w:p>
@@ -6265,8 +7452,8 @@
                     </w:txbxContent>
                   </v:textbox>
                 </v:rect>
-                <v:rect id="Rectangle 34" o:spid="_x0000_s1037" style="position:absolute;left:1134;top:15969;width:451;height:282;visibility:visible;mso-wrap-style:square;v-text-anchor:top" o:gfxdata="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" filled="f"/>
-                <v:rect id="Rectangle 35" o:spid="_x0000_s1038" style="position:absolute;left:1580;top:16250;width:513;height:283;visibility:visible;mso-wrap-style:square;v-text-anchor:top" o:gfxdata="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">
+                <v:rect id="Rectangle 34" o:spid="_x0000_s1060" style="position:absolute;left:1134;top:15969;width:451;height:282;visibility:visible;mso-wrap-style:square;v-text-anchor:top" o:gfxdata="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" filled="f"/>
+                <v:rect id="Rectangle 35" o:spid="_x0000_s1061" style="position:absolute;left:1580;top:16250;width:513;height:283;visibility:visible;mso-wrap-style:square;v-text-anchor:top" o:gfxdata="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">
                   <v:textbox inset="0,.5mm,0,.5mm">
                     <w:txbxContent>
                       <w:p>
@@ -6303,11 +7490,11 @@
                     </w:txbxContent>
                   </v:textbox>
                 </v:rect>
-                <v:rect id="Rectangle 36" o:spid="_x0000_s1039" style="position:absolute;left:1583;top:15969;width:513;height:282;visibility:visible;mso-wrap-style:square;v-text-anchor:top" o:gfxdata="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"/>
-                <v:rect id="Rectangle 37" o:spid="_x0000_s1040" style="position:absolute;left:1583;top:15684;width:513;height:283;visibility:visible;mso-wrap-style:square;v-text-anchor:top" o:gfxdata="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"/>
-                <v:rect id="Rectangle 38" o:spid="_x0000_s1041" style="position:absolute;left:2094;top:15684;width:1305;height:283;visibility:visible;mso-wrap-style:square;v-text-anchor:top" o:gfxdata="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"/>
-                <v:rect id="Rectangle 39" o:spid="_x0000_s1042" style="position:absolute;left:2094;top:15969;width:1305;height:282;visibility:visible;mso-wrap-style:square;v-text-anchor:top" o:gfxdata="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"/>
-                <v:rect id="Rectangle 40" o:spid="_x0000_s1043" style="position:absolute;left:2094;top:16250;width:1305;height:283;visibility:visible;mso-wrap-style:square;v-text-anchor:top" o:gfxdata="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">
+                <v:rect id="Rectangle 36" o:spid="_x0000_s1062" style="position:absolute;left:1583;top:15969;width:513;height:282;visibility:visible;mso-wrap-style:square;v-text-anchor:top" o:gfxdata="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"/>
+                <v:rect id="Rectangle 37" o:spid="_x0000_s1063" style="position:absolute;left:1583;top:15684;width:513;height:283;visibility:visible;mso-wrap-style:square;v-text-anchor:top" o:gfxdata="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"/>
+                <v:rect id="Rectangle 38" o:spid="_x0000_s1064" style="position:absolute;left:2094;top:15684;width:1305;height:283;visibility:visible;mso-wrap-style:square;v-text-anchor:top" o:gfxdata="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"/>
+                <v:rect id="Rectangle 39" o:spid="_x0000_s1065" style="position:absolute;left:2094;top:15969;width:1305;height:282;visibility:visible;mso-wrap-style:square;v-text-anchor:top" o:gfxdata="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"/>
+                <v:rect id="Rectangle 40" o:spid="_x0000_s1066" style="position:absolute;left:2094;top:16250;width:1305;height:283;visibility:visible;mso-wrap-style:square;v-text-anchor:top" o:gfxdata="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">
                   <v:textbox inset="0,.5mm,0,.5mm">
                     <w:txbxContent>
                       <w:p>
@@ -6351,9 +7538,9 @@
                     </w:txbxContent>
                   </v:textbox>
                 </v:rect>
-                <v:rect id="Rectangle 41" o:spid="_x0000_s1044" style="position:absolute;left:3397;top:15684;width:850;height:283;visibility:visible;mso-wrap-style:square;v-text-anchor:top" o:gfxdata="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"/>
-                <v:rect id="Rectangle 42" o:spid="_x0000_s1045" style="position:absolute;left:3397;top:15969;width:850;height:282;visibility:visible;mso-wrap-style:square;v-text-anchor:top" o:gfxdata="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"/>
-                <v:rect id="Rectangle 43" o:spid="_x0000_s1046" style="position:absolute;left:3397;top:16250;width:850;height:283;visibility:visible;mso-wrap-style:square;v-text-anchor:top" o:gfxdata="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">
+                <v:rect id="Rectangle 41" o:spid="_x0000_s1067" style="position:absolute;left:3397;top:15684;width:850;height:283;visibility:visible;mso-wrap-style:square;v-text-anchor:top" o:gfxdata="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"/>
+                <v:rect id="Rectangle 42" o:spid="_x0000_s1068" style="position:absolute;left:3397;top:15969;width:850;height:282;visibility:visible;mso-wrap-style:square;v-text-anchor:top" o:gfxdata="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"/>
+                <v:rect id="Rectangle 43" o:spid="_x0000_s1069" style="position:absolute;left:3397;top:16250;width:850;height:283;visibility:visible;mso-wrap-style:square;v-text-anchor:top" o:gfxdata="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">
                   <v:textbox inset="0,.5mm,0,.5mm">
                     <w:txbxContent>
                       <w:p>
@@ -6379,7 +7566,7 @@
                     </w:txbxContent>
                   </v:textbox>
                 </v:rect>
-                <v:rect id="Rectangle 44" o:spid="_x0000_s1047" style="position:absolute;left:4249;top:16250;width:568;height:283;visibility:visible;mso-wrap-style:square;v-text-anchor:top" o:gfxdata="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">
+                <v:rect id="Rectangle 44" o:spid="_x0000_s1070" style="position:absolute;left:4249;top:16250;width:568;height:283;visibility:visible;mso-wrap-style:square;v-text-anchor:top" o:gfxdata="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">
                   <v:textbox inset="0,.5mm,0,.5mm">
                     <w:txbxContent>
                       <w:p>
@@ -6406,14 +7593,10 @@
                     </w:txbxContent>
                   </v:textbox>
                 </v:rect>
-                <v:rect id="Rectangle 45" o:spid="_x0000_s1048" style="position:absolute;left:4249;top:15969;width:568;height:282;visibility:visible;mso-wrap-style:square;v-text-anchor:top" o:gfxdata="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"/>
-                <v:rect id="Rectangle 46" o:spid="_x0000_s1049" style="position:absolute;left:4249;top:15684;width:568;height:283;visibility:visible;mso-wrap-style:square;v-text-anchor:top" o:gfxdata="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"/>
+                <v:rect id="Rectangle 45" o:spid="_x0000_s1071" style="position:absolute;left:4249;top:15969;width:568;height:282;visibility:visible;mso-wrap-style:square;v-text-anchor:top" o:gfxdata="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"/>
+                <v:rect id="Rectangle 46" o:spid="_x0000_s1072" style="position:absolute;left:4249;top:15684;width:568;height:283;visibility:visible;mso-wrap-style:square;v-text-anchor:top" o:gfxdata="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"/>
               </v:group>
-              <v:shapetype id="_x0000_t202" coordsize="21600,21600" o:spt="202" path="m,l,21600r21600,l21600,xe">
-                <v:stroke joinstyle="miter"/>
-                <v:path gradientshapeok="t" o:connecttype="rect"/>
-              </v:shapetype>
-              <v:shape id="Text Box 47" o:spid="_x0000_s1050" type="#_x0000_t202" style="position:absolute;left:5121;top:15774;width:5722;height:650;visibility:visible;mso-wrap-style:square;v-text-anchor:top" o:gfxdata="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" filled="f" strokecolor="white">
+              <v:shape id="Text Box 47" o:spid="_x0000_s1073" type="#_x0000_t202" style="position:absolute;left:5121;top:15774;width:5722;height:650;visibility:visible;mso-wrap-style:square;v-text-anchor:top" o:gfxdata="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" filled="f" strokecolor="white">
                 <v:textbox>
                   <w:txbxContent>
                     <w:p>
@@ -6853,9 +8036,31 @@
       <w:lang w:eastAsia="en-US"/>
     </w:rPr>
   </w:style>
+  <w:style w:type="paragraph" w:styleId="1">
+    <w:name w:val="heading 1"/>
+    <w:basedOn w:val="a"/>
+    <w:next w:val="a"/>
+    <w:link w:val="10"/>
+    <w:uiPriority w:val="9"/>
+    <w:qFormat/>
+    <w:rsid w:val="001F3F2C"/>
+    <w:pPr>
+      <w:keepNext/>
+      <w:keepLines/>
+      <w:spacing w:before="240" w:after="0"/>
+      <w:outlineLvl w:val="0"/>
+    </w:pPr>
+    <w:rPr>
+      <w:rFonts w:asciiTheme="majorHAnsi" w:eastAsiaTheme="majorEastAsia" w:hAnsiTheme="majorHAnsi" w:cstheme="majorBidi"/>
+      <w:color w:val="2E74B5" w:themeColor="accent1" w:themeShade="BF"/>
+      <w:sz w:val="32"/>
+      <w:szCs w:val="32"/>
+    </w:rPr>
+  </w:style>
   <w:style w:type="character" w:default="1" w:styleId="a0">
     <w:name w:val="Default Paragraph Font"/>
     <w:uiPriority w:val="1"/>
+    <w:semiHidden/>
     <w:unhideWhenUsed/>
   </w:style>
   <w:style w:type="table" w:default="1" w:styleId="a1">
@@ -6980,6 +8185,20 @@
       <w:color w:val="44546A" w:themeColor="text2"/>
       <w:sz w:val="18"/>
       <w:szCs w:val="18"/>
+    </w:rPr>
+  </w:style>
+  <w:style w:type="character" w:customStyle="1" w:styleId="10">
+    <w:name w:val="Заголовок 1 Знак"/>
+    <w:basedOn w:val="a0"/>
+    <w:link w:val="1"/>
+    <w:uiPriority w:val="9"/>
+    <w:rsid w:val="001F3F2C"/>
+    <w:rPr>
+      <w:rFonts w:asciiTheme="majorHAnsi" w:eastAsiaTheme="majorEastAsia" w:hAnsiTheme="majorHAnsi" w:cstheme="majorBidi"/>
+      <w:color w:val="2E74B5" w:themeColor="accent1" w:themeShade="BF"/>
+      <w:sz w:val="32"/>
+      <w:szCs w:val="32"/>
+      <w:lang w:eastAsia="en-US"/>
     </w:rPr>
   </w:style>
 </w:styles>
@@ -7251,7 +8470,7 @@
 </file>
 
 <file path=customXml/itemProps1.xml><?xml version="1.0" encoding="utf-8"?>
-<ds:datastoreItem xmlns:ds="http://schemas.openxmlformats.org/officeDocument/2006/customXml" ds:itemID="{DD9B74C9-9423-4A78-B7E9-836D582261C7}">
+<ds:datastoreItem xmlns:ds="http://schemas.openxmlformats.org/officeDocument/2006/customXml" ds:itemID="{FF2BE2F3-1304-429F-A7A6-906CA02FC311}">
   <ds:schemaRefs>
     <ds:schemaRef ds:uri="http://schemas.openxmlformats.org/officeDocument/2006/bibliography"/>
   </ds:schemaRefs>
